--- a/modules/git-github/content/lesson_03.docx
+++ b/modules/git-github/content/lesson_03.docx
@@ -1087,7 +1087,7 @@
       </w:pPr>
       <w:r>
         <w:rPr/>
-        <w:t>Блок 1. Готовим калькулятор: три операции — три коммита</w:t>
+        <w:t>Блок 1. Создаём калькулятор: три операции — три коммита</w:t>
       </w:r>
     </w:p>
     <w:p>

--- a/modules/git-github/content/lesson_03.docx
+++ b/modules/git-github/content/lesson_03.docx
@@ -1123,7 +1123,7 @@
       </w:pPr>
       <w:r>
         <w:rPr/>
-        <w:t>Откройте Проводник Windows (Win+E), перейдите в папку для проектов и создайте новую папку с именем my-first-app (английскими буквами, без пробелов).</w:t>
+        <w:t>Открой Проводник Windows (Win+E), перейди в папку для проектов и создай новую папку с именем my-first-app (английскими буквами, без пробелов).</w:t>
       </w:r>
     </w:p>
     <w:p>
@@ -1137,7 +1137,7 @@
       </w:pPr>
       <w:r>
         <w:rPr/>
-        <w:t>Откройте VS Code. Выберите в меню File — Open Folder и откройте свою папку my-first-app — слева появится её содержимое.</w:t>
+        <w:t>Открой VS Code. Выбери в меню File — Open Folder и открой свою папку my-first-app — слева появится её содержимое.</w:t>
       </w:r>
     </w:p>
     <w:p>
@@ -1151,7 +1151,7 @@
       </w:pPr>
       <w:r>
         <w:rPr/>
-        <w:t>Откройте встроенный терминал: в меню Terminal выберите New Terminal (или нажмите Ctrl+Ё). Внизу появится строка терминала — она уже находится внутри папки проекта.</w:t>
+        <w:t>Открой встроенный терминал: в меню Terminal выбери New Terminal (или нажми Ctrl+Ё). Внизу появится строка терминала — она уже находится внутри папки проекта.</w:t>
       </w:r>
     </w:p>
     <w:p>
@@ -1165,7 +1165,7 @@
       </w:pPr>
       <w:r>
         <w:rPr/>
-        <w:t>В терминале наберите команду: git init и нажмите Enter.</w:t>
+        <w:t>В терминале набери команду: git init и нажми Enter.</w:t>
       </w:r>
     </w:p>
     <w:p>
@@ -1179,7 +1179,7 @@
       </w:pPr>
       <w:r>
         <w:rPr/>
-        <w:t>Создайте файл: щёлкните по значку «новый файл» рядом с именем папки слева и назовите его calc.py.</w:t>
+        <w:t>Создай файл: щёлкни по значку «новый файл» рядом с именем папки слева и назови его calc.py.</w:t>
       </w:r>
     </w:p>
     <w:p>
@@ -1193,7 +1193,7 @@
       </w:pPr>
       <w:r>
         <w:rPr/>
-        <w:t>Напишите первую операцию — сложение — и сохраните файл (Ctrl+S):</w:t>
+        <w:t>Напиши первую операцию — сложение — и сохрани файл (Ctrl+S):</w:t>
         <w:br/>
       </w:r>
       <w:r>
@@ -1226,7 +1226,7 @@
       </w:pPr>
       <w:r>
         <w:rPr/>
-        <w:t>В терминале сделайте первый коммит: git add calc.py, затем git commit -m "Добавил функцию сложения".</w:t>
+        <w:t>В терминале сделай первый коммит: git add calc.py, затем git commit -m "Добавил функцию сложения".</w:t>
       </w:r>
     </w:p>
     <w:p>
@@ -1240,7 +1240,7 @@
       </w:pPr>
       <w:r>
         <w:rPr/>
-        <w:t>Допишите вторую операцию — вычитание — и сохраните файл:</w:t>
+        <w:t>Допиши вторую операцию — вычитание — и сохрани файл:</w:t>
         <w:br/>
       </w:r>
       <w:r>
@@ -1273,7 +1273,7 @@
       </w:pPr>
       <w:r>
         <w:rPr/>
-        <w:t>В терминале сделайте второй коммит: git add calc.py, затем git commit -m "Добавил функцию вычитания".</w:t>
+        <w:t>В терминале сделай второй коммит: git add calc.py, затем git commit -m "Добавил функцию вычитания".</w:t>
       </w:r>
     </w:p>
     <w:p>
@@ -1287,7 +1287,7 @@
       </w:pPr>
       <w:r>
         <w:rPr/>
-        <w:t>Допишите третью операцию — умножение — и сохраните файл:</w:t>
+        <w:t>Допиши третью операцию — умножение — и сохрани файл:</w:t>
         <w:br/>
       </w:r>
       <w:r>
@@ -1320,7 +1320,7 @@
       </w:pPr>
       <w:r>
         <w:rPr/>
-        <w:t>В терминале сделайте третий коммит: git add calc.py, затем git commit -m "Добавил функцию умножения".</w:t>
+        <w:t>В терминале сделай третий коммит: git add calc.py, затем git commit -m "Добавил функцию умножения".</w:t>
       </w:r>
     </w:p>
     <w:p>
@@ -1453,7 +1453,7 @@
       </w:pPr>
       <w:r>
         <w:rPr/>
-        <w:t>В терминале наберите команду: git log --oneline и нажмите Enter. Вы увидите три строки — три операции калькулятора, у каждого коммита свой короткий хеш в начале.</w:t>
+        <w:t>В терминале набери команду: git log --oneline и нажми Enter. Ты увидишь три строки — три операции калькулятора, у каждого коммита свой короткий хеш в начале.</w:t>
       </w:r>
     </w:p>
     <w:p>
@@ -1467,7 +1467,7 @@
       </w:pPr>
       <w:r>
         <w:rPr/>
-        <w:t>Посмотрите свой самый свежий коммит подробно: наберите git show и нажмите Enter. Зелёным показана добавленная функция умножения.</w:t>
+        <w:t>Посмотри свой самый свежий коммит подробно: набери git show и нажми Enter. Зелёным показана добавленная функция умножения.</w:t>
       </w:r>
     </w:p>
     <w:p>
@@ -1584,7 +1584,7 @@
       </w:pPr>
       <w:r>
         <w:rPr/>
-        <w:t>Начните добавлять четвёртую операцию — деление, но с ошибкой: в return стоит плюс вместо деления. Сохраните файл, но НЕ делайте git add:</w:t>
+        <w:t>Начни добавлять четвёртую операцию — деление, но с ошибкой: в return стоит плюс вместо деления. Сохрани файл, но НЕ делай git add:</w:t>
         <w:br/>
       </w:r>
       <w:r>
@@ -1617,7 +1617,7 @@
       </w:pPr>
       <w:r>
         <w:rPr/>
-        <w:t>В терминале наберите команду: git diff и нажмите Enter.</w:t>
+        <w:t>В терминале набери команду: git diff и нажми Enter.</w:t>
       </w:r>
     </w:p>
     <w:p>
@@ -1631,7 +1631,7 @@
       </w:pPr>
       <w:r>
         <w:rPr/>
-        <w:t>Найдите свой новый код — добавленные строки помечены зелёным и знаком плюс в начале. Видно, что в делении по ошибке стоит +, а не /.</w:t>
+        <w:t>Найди свой новый код — добавленные строки помечены зелёным и знаком плюс в начале. Видно, что в делении по ошибке стоит +, а не /.</w:t>
       </w:r>
     </w:p>
     <w:p>
@@ -1647,7 +1647,7 @@
       </w:r>
       <w:r>
         <w:rPr/>
-        <w:t>иногда предыдущая последняя строка показана сразу удалённой и добавленной, хотя её не меняли. Так бывает, если в конце файла нет пустой строки: дописав новую строку, вы добавили к предыдущей невидимый перевод строки, и Git отметил её как изменённую. Это не ошибка — обращайте внимание только на по-настоящему добавленные строки кода.</w:t>
+        <w:t>иногда предыдущая последняя строка показана сразу удалённой и добавленной, хотя её не меняли. Так бывает, если в конце файла нет пустой строки: дописав новую строку, ты добавил к предыдущей невидимый перевод строки, и Git отметил её как изменённую. Это не ошибка — обращай внимание только на по-настоящему добавленные строки кода.</w:t>
       </w:r>
     </w:p>
     <w:p>
@@ -1709,7 +1709,7 @@
       </w:pPr>
       <w:r>
         <w:rPr/>
-        <w:t>Убедитесь, что ошибочную функцию деления вы только дописали и не делали git add.</w:t>
+        <w:t>Убедись, что ошибочную функцию деления ты только дописал и не делали git add.</w:t>
       </w:r>
     </w:p>
     <w:p>
@@ -1723,7 +1723,7 @@
       </w:pPr>
       <w:r>
         <w:rPr/>
-        <w:t>В терминале наберите команду: git restore calc.py и нажмите Enter.</w:t>
+        <w:t>В терминале набери команду: git restore calc.py и нажми Enter.</w:t>
       </w:r>
     </w:p>
     <w:p>
@@ -1737,7 +1737,7 @@
       </w:pPr>
       <w:r>
         <w:rPr/>
-        <w:t>Посмотрите calc.py в редакторе — ошибочной функции деления больше нет, остались три рабочие функции.</w:t>
+        <w:t>Посмотри calc.py в редакторе — ошибочной функции деления больше нет, остались три рабочие функции.</w:t>
       </w:r>
     </w:p>
     <w:p>
@@ -1751,7 +1751,7 @@
       </w:pPr>
       <w:r>
         <w:rPr/>
-        <w:t>Проверьте состояние командой git status — Git сообщит, что менять нечего (working tree clean).</w:t>
+        <w:t>Проверь состояние командой git status — Git сообщит, что менять нечего (working tree clean).</w:t>
       </w:r>
     </w:p>
     <w:p>
@@ -1829,7 +1829,7 @@
       </w:pPr>
       <w:r>
         <w:rPr/>
-        <w:t>Снова напишите деление — и снова с ошибкой (на этот раз умножение вместо деления), но теперь сохраните её. Сохраните файл:</w:t>
+        <w:t>Снова напиши деление — и снова с ошибкой (на этот раз умножение вместо деления), но теперь сохрани её. Сохрани файл:</w:t>
         <w:br/>
       </w:r>
       <w:r>
@@ -1862,7 +1862,7 @@
       </w:pPr>
       <w:r>
         <w:rPr/>
-        <w:t>В терминале сделайте коммит: git add calc.py, затем git commit -m "Добавил функцию деления".</w:t>
+        <w:t>В терминале сделай коммит: git add calc.py, затем git commit -m "Добавил функцию деления".</w:t>
       </w:r>
     </w:p>
     <w:p>
@@ -1876,7 +1876,7 @@
       </w:pPr>
       <w:r>
         <w:rPr/>
-        <w:t>Посмотрите историю: git log --oneline. Скопируйте короткий хеш самого верхнего коммита «Добавил функцию деления» (выделить мышью, скопировать — Ctrl+C).</w:t>
+        <w:t>Посмотри историю: git log --oneline. Скопируй короткий хеш самого верхнего коммита «Добавил функцию деления» (выделить мышью, скопировать — Ctrl+C).</w:t>
       </w:r>
     </w:p>
     <w:p>
@@ -1890,7 +1890,7 @@
       </w:pPr>
       <w:r>
         <w:rPr/>
-        <w:t>Заметили ошибку: в делении стоит * вместо /. Коммит уже сделан, поэтому отменяем безопасно: git revert &lt;хеш&gt; --no-edit — вместо &lt;хеш&gt; вставьте скопированный хеш (Ctrl+V).</w:t>
+        <w:t>Заметили ошибку: в делении стоит * вместо /. Коммит уже сделан, поэтому отменяем безопасно: git revert &lt;хеш&gt; --no-edit — вместо &lt;хеш&gt; вставь скопированный хеш (Ctrl+V).</w:t>
       </w:r>
     </w:p>
     <w:p>
@@ -1904,7 +1904,7 @@
       </w:pPr>
       <w:r>
         <w:rPr/>
-        <w:t>Посмотрите calc.py: ошибочная функция деления исчезла — её убрал коммит-отмена.</w:t>
+        <w:t>Посмотри calc.py: ошибочная функция деления исчезла — её убрал коммит-отмена.</w:t>
       </w:r>
     </w:p>
     <w:p>
@@ -1918,7 +1918,7 @@
       </w:pPr>
       <w:r>
         <w:rPr/>
-        <w:t>Посмотрите git log --oneline: в истории теперь и «Добавил функцию деления», и коммит-отмена Revert. История сохранилась полностью.</w:t>
+        <w:t>Посмотри git log --oneline: в истории теперь и «Добавил функцию деления», и коммит-отмена Revert. История сохранилась полностью.</w:t>
       </w:r>
     </w:p>
     <w:p>
@@ -1932,7 +1932,7 @@
       </w:pPr>
       <w:r>
         <w:rPr/>
-        <w:t>Теперь напишите деление правильно и сохраните файл:</w:t>
+        <w:t>Теперь напиши деление правильно и сохрани файл:</w:t>
         <w:br/>
       </w:r>
       <w:r>
@@ -1965,7 +1965,7 @@
       </w:pPr>
       <w:r>
         <w:rPr/>
-        <w:t>В терминале сделайте коммит: git add calc.py, затем git commit -m "Исправил функцию деления".</w:t>
+        <w:t>В терминале сделай коммит: git add calc.py, затем git commit -m "Исправил функцию деления".</w:t>
       </w:r>
     </w:p>
     <w:p>
@@ -2072,7 +2072,7 @@
       </w:pPr>
       <w:r>
         <w:rPr/>
-        <w:t>Мини-теория: чтобы заглянуть в раннюю версию калькулятора, есть команда git checkout &lt;хеш&gt;. Она переносит рабочую папку в состояние выбранного коммита — код становится таким, каким был тогда. Это безопасный просмотр: ничего не теряется. Чтобы вернуться в настоящее, есть короткая команда git checkout - (минус) — она возвращает на ту ветку, где ты был. Пройдите блок сами, подглядывая в записи в блокноте, а не в проектор.</w:t>
+        <w:t>Мини-теория: чтобы заглянуть в раннюю версию калькулятора, есть команда git checkout &lt;хеш&gt;. Она переносит рабочую папку в состояние выбранного коммита — код становится таким, каким был тогда. Это безопасный просмотр: ничего не теряется. Чтобы вернуться в настоящее, есть короткая команда git checkout - (минус) — она возвращает на ту ветку, где ты был. Пройди блок сами, подглядывая в записи в блокноте, а не в проектор.</w:t>
       </w:r>
     </w:p>
     <w:p>
@@ -2098,7 +2098,7 @@
       </w:pPr>
       <w:r>
         <w:rPr/>
-        <w:t>Посмотрите историю командой git log --oneline и скопируйте короткий хеш самого первого коммита «Добавил функцию сложения» (он в самом низу списка).</w:t>
+        <w:t>Посмотри историю командой git log --oneline и скопируй короткий хеш самого первого коммита «Добавил функцию сложения» (он в самом низу списка).</w:t>
       </w:r>
     </w:p>
     <w:p>
@@ -2112,7 +2112,7 @@
       </w:pPr>
       <w:r>
         <w:rPr/>
-        <w:t>Перенеситесь в прошлое: наберите git checkout &lt;хеш&gt; со скопированным хешем и нажмите Enter. Git напишет предупреждение про detached HEAD — это нормально, так и должно быть.</w:t>
+        <w:t>Перенесись в прошлое: набери git checkout &lt;хеш&gt; со скопированным хешем и нажми Enter. Git напишет предупреждение про detached HEAD — это нормально, так и должно быть.</w:t>
       </w:r>
     </w:p>
     <w:p>
@@ -2126,7 +2126,7 @@
       </w:pPr>
       <w:r>
         <w:rPr/>
-        <w:t>Посмотрите calc.py в редакторе: в нём снова только одна функция — сложение. Вы в самой первой версии калькулятора.</w:t>
+        <w:t>Посмотри calc.py в редакторе: в нём снова только одна функция — сложение. Ты в самой первой версии калькулятора.</w:t>
       </w:r>
     </w:p>
     <w:p>
@@ -2140,7 +2140,7 @@
       </w:pPr>
       <w:r>
         <w:rPr/>
-        <w:t>Вернитесь в настоящее короткой командой: git checkout - (минус) и нажмите Enter.</w:t>
+        <w:t>Вернись в настоящее короткой командой: git checkout - (минус) и нажми Enter.</w:t>
       </w:r>
     </w:p>
     <w:p>
@@ -2154,7 +2154,7 @@
       </w:pPr>
       <w:r>
         <w:rPr/>
-        <w:t>Посмотрите calc.py ещё раз — вернулись все функции, калькулятор снова в актуальном виде.</w:t>
+        <w:t>Посмотри calc.py ещё раз — вернулись все функции, калькулятор снова в актуальном виде.</w:t>
       </w:r>
     </w:p>
     <w:p>
